--- a/merit/2022/july/first/mds.docx
+++ b/merit/2022/july/first/mds.docx
@@ -6,26 +6,25 @@
       <w:tblPr>
         <w:tblStyle w:val="TableGrid"/>
         <w:tblW w:w="0" w:type="auto"/>
-        <w:tblInd w:w="-792" w:type="dxa"/>
+        <w:tblInd w:w="-612" w:type="dxa"/>
         <w:tblLook w:val="04A0" w:firstRow="1" w:lastRow="0" w:firstColumn="1" w:lastColumn="0" w:noHBand="0" w:noVBand="1"/>
       </w:tblPr>
       <w:tblGrid>
-        <w:gridCol w:w="372"/>
-        <w:gridCol w:w="418"/>
-        <w:gridCol w:w="919"/>
-        <w:gridCol w:w="1091"/>
-        <w:gridCol w:w="747"/>
-        <w:gridCol w:w="1091"/>
-        <w:gridCol w:w="1009"/>
-        <w:gridCol w:w="1011"/>
-        <w:gridCol w:w="1327"/>
-        <w:gridCol w:w="937"/>
-        <w:gridCol w:w="726"/>
+        <w:gridCol w:w="376"/>
+        <w:gridCol w:w="943"/>
+        <w:gridCol w:w="1121"/>
+        <w:gridCol w:w="765"/>
+        <w:gridCol w:w="1121"/>
+        <w:gridCol w:w="1035"/>
+        <w:gridCol w:w="1038"/>
+        <w:gridCol w:w="1364"/>
+        <w:gridCol w:w="962"/>
+        <w:gridCol w:w="743"/>
       </w:tblGrid>
       <w:tr>
         <w:tc>
           <w:tcPr>
-            <w:tcW w:w="346" w:type="dxa"/>
+            <w:tcW w:w="975" w:type="dxa"/>
           </w:tcPr>
           <w:p>
             <w:r>
@@ -35,17 +34,7 @@
         </w:tc>
         <w:tc>
           <w:tcPr>
-            <w:tcW w:w="386" w:type="dxa"/>
-          </w:tcPr>
-          <w:p>
-            <w:r>
-              <w:t>Rn</w:t>
-            </w:r>
-          </w:p>
-        </w:tc>
-        <w:tc>
-          <w:tcPr>
-            <w:tcW w:w="807" w:type="dxa"/>
+            <w:tcW w:w="882" w:type="dxa"/>
           </w:tcPr>
           <w:p>
             <w:r>
@@ -55,7 +44,7 @@
         </w:tc>
         <w:tc>
           <w:tcPr>
-            <w:tcW w:w="951" w:type="dxa"/>
+            <w:tcW w:w="1045" w:type="dxa"/>
           </w:tcPr>
           <w:p>
             <w:r>
@@ -65,7 +54,7 @@
         </w:tc>
         <w:tc>
           <w:tcPr>
-            <w:tcW w:w="662" w:type="dxa"/>
+            <w:tcW w:w="719" w:type="dxa"/>
           </w:tcPr>
           <w:p>
             <w:r>
@@ -75,7 +64,7 @@
         </w:tc>
         <w:tc>
           <w:tcPr>
-            <w:tcW w:w="951" w:type="dxa"/>
+            <w:tcW w:w="1045" w:type="dxa"/>
           </w:tcPr>
           <w:p>
             <w:r>
@@ -85,7 +74,7 @@
         </w:tc>
         <w:tc>
           <w:tcPr>
-            <w:tcW w:w="882" w:type="dxa"/>
+            <w:tcW w:w="967" w:type="dxa"/>
           </w:tcPr>
           <w:p>
             <w:r>
@@ -95,7 +84,7 @@
         </w:tc>
         <w:tc>
           <w:tcPr>
-            <w:tcW w:w="884" w:type="dxa"/>
+            <w:tcW w:w="969" w:type="dxa"/>
           </w:tcPr>
           <w:p>
             <w:r>
@@ -105,7 +94,7 @@
         </w:tc>
         <w:tc>
           <w:tcPr>
-            <w:tcW w:w="1149" w:type="dxa"/>
+            <w:tcW w:w="1268" w:type="dxa"/>
           </w:tcPr>
           <w:p>
             <w:r>
@@ -115,7 +104,7 @@
         </w:tc>
         <w:tc>
           <w:tcPr>
-            <w:tcW w:w="822" w:type="dxa"/>
+            <w:tcW w:w="899" w:type="dxa"/>
           </w:tcPr>
           <w:p>
             <w:r>
@@ -125,7 +114,7 @@
         </w:tc>
         <w:tc>
           <w:tcPr>
-            <w:tcW w:w="644" w:type="dxa"/>
+            <w:tcW w:w="699" w:type="dxa"/>
           </w:tcPr>
           <w:p>
             <w:r>
@@ -137,7 +126,7 @@
       <w:tr>
         <w:tc>
           <w:tcPr>
-            <w:tcW w:w="346" w:type="dxa"/>
+            <w:tcW w:w="975" w:type="dxa"/>
           </w:tcPr>
           <w:p>
             <w:r>
@@ -147,17 +136,7 @@
         </w:tc>
         <w:tc>
           <w:tcPr>
-            <w:tcW w:w="386" w:type="dxa"/>
-          </w:tcPr>
-          <w:p>
-            <w:r>
-              <w:t>1</w:t>
-            </w:r>
-          </w:p>
-        </w:tc>
-        <w:tc>
-          <w:tcPr>
-            <w:tcW w:w="807" w:type="dxa"/>
+            <w:tcW w:w="882" w:type="dxa"/>
           </w:tcPr>
           <w:p>
             <w:r>
@@ -167,7 +146,7 @@
         </w:tc>
         <w:tc>
           <w:tcPr>
-            <w:tcW w:w="951" w:type="dxa"/>
+            <w:tcW w:w="1045" w:type="dxa"/>
           </w:tcPr>
           <w:p>
             <w:r>
@@ -177,7 +156,7 @@
         </w:tc>
         <w:tc>
           <w:tcPr>
-            <w:tcW w:w="662" w:type="dxa"/>
+            <w:tcW w:w="719" w:type="dxa"/>
           </w:tcPr>
           <w:p>
             <w:r>
@@ -187,7 +166,7 @@
         </w:tc>
         <w:tc>
           <w:tcPr>
-            <w:tcW w:w="951" w:type="dxa"/>
+            <w:tcW w:w="1045" w:type="dxa"/>
           </w:tcPr>
           <w:p>
             <w:r>
@@ -197,7 +176,7 @@
         </w:tc>
         <w:tc>
           <w:tcPr>
-            <w:tcW w:w="882" w:type="dxa"/>
+            <w:tcW w:w="967" w:type="dxa"/>
           </w:tcPr>
           <w:p>
             <w:r>
@@ -207,7 +186,7 @@
         </w:tc>
         <w:tc>
           <w:tcPr>
-            <w:tcW w:w="884" w:type="dxa"/>
+            <w:tcW w:w="969" w:type="dxa"/>
           </w:tcPr>
           <w:p>
             <w:r>
@@ -217,7 +196,7 @@
         </w:tc>
         <w:tc>
           <w:tcPr>
-            <w:tcW w:w="1149" w:type="dxa"/>
+            <w:tcW w:w="1268" w:type="dxa"/>
           </w:tcPr>
           <w:p>
             <w:r>
@@ -227,7 +206,7 @@
         </w:tc>
         <w:tc>
           <w:tcPr>
-            <w:tcW w:w="822" w:type="dxa"/>
+            <w:tcW w:w="899" w:type="dxa"/>
           </w:tcPr>
           <w:p>
             <w:r>
@@ -237,7 +216,7 @@
         </w:tc>
         <w:tc>
           <w:tcPr>
-            <w:tcW w:w="644" w:type="dxa"/>
+            <w:tcW w:w="699" w:type="dxa"/>
           </w:tcPr>
           <w:p>
             <w:r>
@@ -249,7 +228,7 @@
       <w:tr>
         <w:tc>
           <w:tcPr>
-            <w:tcW w:w="346" w:type="dxa"/>
+            <w:tcW w:w="975" w:type="dxa"/>
           </w:tcPr>
           <w:p>
             <w:r>
@@ -259,17 +238,7 @@
         </w:tc>
         <w:tc>
           <w:tcPr>
-            <w:tcW w:w="386" w:type="dxa"/>
-          </w:tcPr>
-          <w:p>
-            <w:r>
-              <w:t>1</w:t>
-            </w:r>
-          </w:p>
-        </w:tc>
-        <w:tc>
-          <w:tcPr>
-            <w:tcW w:w="807" w:type="dxa"/>
+            <w:tcW w:w="882" w:type="dxa"/>
           </w:tcPr>
           <w:p>
             <w:r>
@@ -279,7 +248,7 @@
         </w:tc>
         <w:tc>
           <w:tcPr>
-            <w:tcW w:w="951" w:type="dxa"/>
+            <w:tcW w:w="1045" w:type="dxa"/>
           </w:tcPr>
           <w:p>
             <w:r>
@@ -289,7 +258,7 @@
         </w:tc>
         <w:tc>
           <w:tcPr>
-            <w:tcW w:w="662" w:type="dxa"/>
+            <w:tcW w:w="719" w:type="dxa"/>
           </w:tcPr>
           <w:p>
             <w:r>
@@ -299,7 +268,7 @@
         </w:tc>
         <w:tc>
           <w:tcPr>
-            <w:tcW w:w="951" w:type="dxa"/>
+            <w:tcW w:w="1045" w:type="dxa"/>
           </w:tcPr>
           <w:p>
             <w:r>
@@ -309,7 +278,7 @@
         </w:tc>
         <w:tc>
           <w:tcPr>
-            <w:tcW w:w="882" w:type="dxa"/>
+            <w:tcW w:w="967" w:type="dxa"/>
           </w:tcPr>
           <w:p>
             <w:r>
@@ -319,7 +288,7 @@
         </w:tc>
         <w:tc>
           <w:tcPr>
-            <w:tcW w:w="884" w:type="dxa"/>
+            <w:tcW w:w="969" w:type="dxa"/>
           </w:tcPr>
           <w:p>
             <w:r>
@@ -329,7 +298,7 @@
         </w:tc>
         <w:tc>
           <w:tcPr>
-            <w:tcW w:w="1149" w:type="dxa"/>
+            <w:tcW w:w="1268" w:type="dxa"/>
           </w:tcPr>
           <w:p>
             <w:r>
@@ -339,7 +308,7 @@
         </w:tc>
         <w:tc>
           <w:tcPr>
-            <w:tcW w:w="822" w:type="dxa"/>
+            <w:tcW w:w="899" w:type="dxa"/>
           </w:tcPr>
           <w:p>
             <w:r>
@@ -349,7 +318,7 @@
         </w:tc>
         <w:tc>
           <w:tcPr>
-            <w:tcW w:w="644" w:type="dxa"/>
+            <w:tcW w:w="699" w:type="dxa"/>
           </w:tcPr>
           <w:p>
             <w:r>
@@ -361,7 +330,7 @@
       <w:tr>
         <w:tc>
           <w:tcPr>
-            <w:tcW w:w="346" w:type="dxa"/>
+            <w:tcW w:w="975" w:type="dxa"/>
           </w:tcPr>
           <w:p>
             <w:r>
@@ -371,17 +340,7 @@
         </w:tc>
         <w:tc>
           <w:tcPr>
-            <w:tcW w:w="386" w:type="dxa"/>
-          </w:tcPr>
-          <w:p>
-            <w:r>
-              <w:t>1</w:t>
-            </w:r>
-          </w:p>
-        </w:tc>
-        <w:tc>
-          <w:tcPr>
-            <w:tcW w:w="807" w:type="dxa"/>
+            <w:tcW w:w="882" w:type="dxa"/>
           </w:tcPr>
           <w:p>
             <w:r>
@@ -391,7 +350,7 @@
         </w:tc>
         <w:tc>
           <w:tcPr>
-            <w:tcW w:w="951" w:type="dxa"/>
+            <w:tcW w:w="1045" w:type="dxa"/>
           </w:tcPr>
           <w:p>
             <w:r>
@@ -401,7 +360,7 @@
         </w:tc>
         <w:tc>
           <w:tcPr>
-            <w:tcW w:w="662" w:type="dxa"/>
+            <w:tcW w:w="719" w:type="dxa"/>
           </w:tcPr>
           <w:p>
             <w:r>
@@ -411,7 +370,7 @@
         </w:tc>
         <w:tc>
           <w:tcPr>
-            <w:tcW w:w="951" w:type="dxa"/>
+            <w:tcW w:w="1045" w:type="dxa"/>
           </w:tcPr>
           <w:p>
             <w:r>
@@ -421,7 +380,7 @@
         </w:tc>
         <w:tc>
           <w:tcPr>
-            <w:tcW w:w="882" w:type="dxa"/>
+            <w:tcW w:w="967" w:type="dxa"/>
           </w:tcPr>
           <w:p>
             <w:r>
@@ -431,7 +390,7 @@
         </w:tc>
         <w:tc>
           <w:tcPr>
-            <w:tcW w:w="884" w:type="dxa"/>
+            <w:tcW w:w="969" w:type="dxa"/>
           </w:tcPr>
           <w:p>
             <w:r>
@@ -441,7 +400,7 @@
         </w:tc>
         <w:tc>
           <w:tcPr>
-            <w:tcW w:w="1149" w:type="dxa"/>
+            <w:tcW w:w="1268" w:type="dxa"/>
           </w:tcPr>
           <w:p>
             <w:r>
@@ -451,7 +410,7 @@
         </w:tc>
         <w:tc>
           <w:tcPr>
-            <w:tcW w:w="822" w:type="dxa"/>
+            <w:tcW w:w="899" w:type="dxa"/>
           </w:tcPr>
           <w:p>
             <w:r>
@@ -461,7 +420,7 @@
         </w:tc>
         <w:tc>
           <w:tcPr>
-            <w:tcW w:w="644" w:type="dxa"/>
+            <w:tcW w:w="699" w:type="dxa"/>
           </w:tcPr>
           <w:p>
             <w:r>
@@ -473,7 +432,7 @@
       <w:tr>
         <w:tc>
           <w:tcPr>
-            <w:tcW w:w="346" w:type="dxa"/>
+            <w:tcW w:w="975" w:type="dxa"/>
           </w:tcPr>
           <w:p>
             <w:r>
@@ -483,7 +442,57 @@
         </w:tc>
         <w:tc>
           <w:tcPr>
-            <w:tcW w:w="386" w:type="dxa"/>
+            <w:tcW w:w="882" w:type="dxa"/>
+          </w:tcPr>
+          <w:p>
+            <w:r>
+              <w:t>4185</w:t>
+            </w:r>
+          </w:p>
+        </w:tc>
+        <w:tc>
+          <w:tcPr>
+            <w:tcW w:w="1045" w:type="dxa"/>
+          </w:tcPr>
+          <w:p>
+            <w:r>
+              <w:t>Mehak Ali Naqvi</w:t>
+            </w:r>
+          </w:p>
+        </w:tc>
+        <w:tc>
+          <w:tcPr>
+            <w:tcW w:w="719" w:type="dxa"/>
+          </w:tcPr>
+          <w:p>
+            <w:r>
+              <w:t>25754-D</w:t>
+            </w:r>
+          </w:p>
+        </w:tc>
+        <w:tc>
+          <w:tcPr>
+            <w:tcW w:w="1045" w:type="dxa"/>
+          </w:tcPr>
+          <w:p>
+            <w:r>
+              <w:t>Syed Quyyam Ul Hassan</w:t>
+            </w:r>
+          </w:p>
+        </w:tc>
+        <w:tc>
+          <w:tcPr>
+            <w:tcW w:w="967" w:type="dxa"/>
+          </w:tcPr>
+          <w:p>
+            <w:r>
+              <w:t>63.89619</w:t>
+            </w:r>
+          </w:p>
+        </w:tc>
+        <w:tc>
+          <w:tcPr>
+            <w:tcW w:w="969" w:type="dxa"/>
           </w:tcPr>
           <w:p>
             <w:r>
@@ -493,67 +502,7 @@
         </w:tc>
         <w:tc>
           <w:tcPr>
-            <w:tcW w:w="807" w:type="dxa"/>
-          </w:tcPr>
-          <w:p>
-            <w:r>
-              <w:t>4185</w:t>
-            </w:r>
-          </w:p>
-        </w:tc>
-        <w:tc>
-          <w:tcPr>
-            <w:tcW w:w="951" w:type="dxa"/>
-          </w:tcPr>
-          <w:p>
-            <w:r>
-              <w:t>Mehak Ali Naqvi</w:t>
-            </w:r>
-          </w:p>
-        </w:tc>
-        <w:tc>
-          <w:tcPr>
-            <w:tcW w:w="662" w:type="dxa"/>
-          </w:tcPr>
-          <w:p>
-            <w:r>
-              <w:t>25754-D</w:t>
-            </w:r>
-          </w:p>
-        </w:tc>
-        <w:tc>
-          <w:tcPr>
-            <w:tcW w:w="951" w:type="dxa"/>
-          </w:tcPr>
-          <w:p>
-            <w:r>
-              <w:t>Syed Quyyam Ul Hassan</w:t>
-            </w:r>
-          </w:p>
-        </w:tc>
-        <w:tc>
-          <w:tcPr>
-            <w:tcW w:w="882" w:type="dxa"/>
-          </w:tcPr>
-          <w:p>
-            <w:r>
-              <w:t>63.89619</w:t>
-            </w:r>
-          </w:p>
-        </w:tc>
-        <w:tc>
-          <w:tcPr>
-            <w:tcW w:w="884" w:type="dxa"/>
-          </w:tcPr>
-          <w:p>
-            <w:r>
-              <w:t>1</w:t>
-            </w:r>
-          </w:p>
-        </w:tc>
-        <w:tc>
-          <w:tcPr>
-            <w:tcW w:w="1149" w:type="dxa"/>
+            <w:tcW w:w="1268" w:type="dxa"/>
           </w:tcPr>
           <w:p>
             <w:r>
@@ -563,7 +512,7 @@
         </w:tc>
         <w:tc>
           <w:tcPr>
-            <w:tcW w:w="822" w:type="dxa"/>
+            <w:tcW w:w="899" w:type="dxa"/>
           </w:tcPr>
           <w:p>
             <w:r>
@@ -573,7 +522,7 @@
         </w:tc>
         <w:tc>
           <w:tcPr>
-            <w:tcW w:w="644" w:type="dxa"/>
+            <w:tcW w:w="699" w:type="dxa"/>
           </w:tcPr>
           <w:p>
             <w:r>
@@ -585,7 +534,7 @@
       <w:tr>
         <w:tc>
           <w:tcPr>
-            <w:tcW w:w="346" w:type="dxa"/>
+            <w:tcW w:w="975" w:type="dxa"/>
           </w:tcPr>
           <w:p>
             <w:r>
@@ -595,17 +544,7 @@
         </w:tc>
         <w:tc>
           <w:tcPr>
-            <w:tcW w:w="386" w:type="dxa"/>
-          </w:tcPr>
-          <w:p>
-            <w:r>
-              <w:t>1</w:t>
-            </w:r>
-          </w:p>
-        </w:tc>
-        <w:tc>
-          <w:tcPr>
-            <w:tcW w:w="807" w:type="dxa"/>
+            <w:tcW w:w="882" w:type="dxa"/>
           </w:tcPr>
           <w:p>
             <w:r>
@@ -615,7 +554,7 @@
         </w:tc>
         <w:tc>
           <w:tcPr>
-            <w:tcW w:w="951" w:type="dxa"/>
+            <w:tcW w:w="1045" w:type="dxa"/>
           </w:tcPr>
           <w:p>
             <w:r>
@@ -625,7 +564,7 @@
         </w:tc>
         <w:tc>
           <w:tcPr>
-            <w:tcW w:w="662" w:type="dxa"/>
+            <w:tcW w:w="719" w:type="dxa"/>
           </w:tcPr>
           <w:p>
             <w:r>
@@ -635,7 +574,7 @@
         </w:tc>
         <w:tc>
           <w:tcPr>
-            <w:tcW w:w="951" w:type="dxa"/>
+            <w:tcW w:w="1045" w:type="dxa"/>
           </w:tcPr>
           <w:p>
             <w:r>
@@ -645,7 +584,7 @@
         </w:tc>
         <w:tc>
           <w:tcPr>
-            <w:tcW w:w="882" w:type="dxa"/>
+            <w:tcW w:w="967" w:type="dxa"/>
           </w:tcPr>
           <w:p>
             <w:r>
@@ -655,7 +594,7 @@
         </w:tc>
         <w:tc>
           <w:tcPr>
-            <w:tcW w:w="884" w:type="dxa"/>
+            <w:tcW w:w="969" w:type="dxa"/>
           </w:tcPr>
           <w:p>
             <w:r>
@@ -665,7 +604,7 @@
         </w:tc>
         <w:tc>
           <w:tcPr>
-            <w:tcW w:w="1149" w:type="dxa"/>
+            <w:tcW w:w="1268" w:type="dxa"/>
           </w:tcPr>
           <w:p>
             <w:r>
@@ -675,7 +614,7 @@
         </w:tc>
         <w:tc>
           <w:tcPr>
-            <w:tcW w:w="822" w:type="dxa"/>
+            <w:tcW w:w="899" w:type="dxa"/>
           </w:tcPr>
           <w:p>
             <w:r>
@@ -685,7 +624,7 @@
         </w:tc>
         <w:tc>
           <w:tcPr>
-            <w:tcW w:w="644" w:type="dxa"/>
+            <w:tcW w:w="699" w:type="dxa"/>
           </w:tcPr>
           <w:p>
             <w:r>
@@ -697,7 +636,7 @@
       <w:tr>
         <w:tc>
           <w:tcPr>
-            <w:tcW w:w="346" w:type="dxa"/>
+            <w:tcW w:w="975" w:type="dxa"/>
           </w:tcPr>
           <w:p>
             <w:r>
@@ -707,17 +646,7 @@
         </w:tc>
         <w:tc>
           <w:tcPr>
-            <w:tcW w:w="386" w:type="dxa"/>
-          </w:tcPr>
-          <w:p>
-            <w:r>
-              <w:t>1</w:t>
-            </w:r>
-          </w:p>
-        </w:tc>
-        <w:tc>
-          <w:tcPr>
-            <w:tcW w:w="807" w:type="dxa"/>
+            <w:tcW w:w="882" w:type="dxa"/>
           </w:tcPr>
           <w:p>
             <w:r>
@@ -727,7 +656,7 @@
         </w:tc>
         <w:tc>
           <w:tcPr>
-            <w:tcW w:w="951" w:type="dxa"/>
+            <w:tcW w:w="1045" w:type="dxa"/>
           </w:tcPr>
           <w:p>
             <w:r>
@@ -737,7 +666,7 @@
         </w:tc>
         <w:tc>
           <w:tcPr>
-            <w:tcW w:w="662" w:type="dxa"/>
+            <w:tcW w:w="719" w:type="dxa"/>
           </w:tcPr>
           <w:p>
             <w:r>
@@ -747,7 +676,7 @@
         </w:tc>
         <w:tc>
           <w:tcPr>
-            <w:tcW w:w="951" w:type="dxa"/>
+            <w:tcW w:w="1045" w:type="dxa"/>
           </w:tcPr>
           <w:p>
             <w:r>
@@ -757,7 +686,7 @@
         </w:tc>
         <w:tc>
           <w:tcPr>
-            <w:tcW w:w="882" w:type="dxa"/>
+            <w:tcW w:w="967" w:type="dxa"/>
           </w:tcPr>
           <w:p>
             <w:r>
@@ -767,7 +696,7 @@
         </w:tc>
         <w:tc>
           <w:tcPr>
-            <w:tcW w:w="884" w:type="dxa"/>
+            <w:tcW w:w="969" w:type="dxa"/>
           </w:tcPr>
           <w:p>
             <w:r>
@@ -777,7 +706,7 @@
         </w:tc>
         <w:tc>
           <w:tcPr>
-            <w:tcW w:w="1149" w:type="dxa"/>
+            <w:tcW w:w="1268" w:type="dxa"/>
           </w:tcPr>
           <w:p>
             <w:r>
@@ -787,7 +716,7 @@
         </w:tc>
         <w:tc>
           <w:tcPr>
-            <w:tcW w:w="822" w:type="dxa"/>
+            <w:tcW w:w="899" w:type="dxa"/>
           </w:tcPr>
           <w:p>
             <w:r>
@@ -797,7 +726,7 @@
         </w:tc>
         <w:tc>
           <w:tcPr>
-            <w:tcW w:w="644" w:type="dxa"/>
+            <w:tcW w:w="699" w:type="dxa"/>
           </w:tcPr>
           <w:p>
             <w:r>
@@ -809,7 +738,7 @@
       <w:tr>
         <w:tc>
           <w:tcPr>
-            <w:tcW w:w="346" w:type="dxa"/>
+            <w:tcW w:w="975" w:type="dxa"/>
           </w:tcPr>
           <w:p>
             <w:r>
@@ -819,7 +748,57 @@
         </w:tc>
         <w:tc>
           <w:tcPr>
-            <w:tcW w:w="386" w:type="dxa"/>
+            <w:tcW w:w="882" w:type="dxa"/>
+          </w:tcPr>
+          <w:p>
+            <w:r>
+              <w:t>6473</w:t>
+            </w:r>
+          </w:p>
+        </w:tc>
+        <w:tc>
+          <w:tcPr>
+            <w:tcW w:w="1045" w:type="dxa"/>
+          </w:tcPr>
+          <w:p>
+            <w:r>
+              <w:t>Muhammad Zubair Ahmad Khan</w:t>
+            </w:r>
+          </w:p>
+        </w:tc>
+        <w:tc>
+          <w:tcPr>
+            <w:tcW w:w="719" w:type="dxa"/>
+          </w:tcPr>
+          <w:p>
+            <w:r>
+              <w:t>10288-D</w:t>
+            </w:r>
+          </w:p>
+        </w:tc>
+        <w:tc>
+          <w:tcPr>
+            <w:tcW w:w="1045" w:type="dxa"/>
+          </w:tcPr>
+          <w:p>
+            <w:r>
+              <w:t>Mushtaq Ahmad Khan</w:t>
+            </w:r>
+          </w:p>
+        </w:tc>
+        <w:tc>
+          <w:tcPr>
+            <w:tcW w:w="967" w:type="dxa"/>
+          </w:tcPr>
+          <w:p>
+            <w:r>
+              <w:t>70.1</w:t>
+            </w:r>
+          </w:p>
+        </w:tc>
+        <w:tc>
+          <w:tcPr>
+            <w:tcW w:w="969" w:type="dxa"/>
           </w:tcPr>
           <w:p>
             <w:r>
@@ -829,67 +808,7 @@
         </w:tc>
         <w:tc>
           <w:tcPr>
-            <w:tcW w:w="807" w:type="dxa"/>
-          </w:tcPr>
-          <w:p>
-            <w:r>
-              <w:t>6473</w:t>
-            </w:r>
-          </w:p>
-        </w:tc>
-        <w:tc>
-          <w:tcPr>
-            <w:tcW w:w="951" w:type="dxa"/>
-          </w:tcPr>
-          <w:p>
-            <w:r>
-              <w:t>Muhammad Zubair Ahmad Khan</w:t>
-            </w:r>
-          </w:p>
-        </w:tc>
-        <w:tc>
-          <w:tcPr>
-            <w:tcW w:w="662" w:type="dxa"/>
-          </w:tcPr>
-          <w:p>
-            <w:r>
-              <w:t>10288-D</w:t>
-            </w:r>
-          </w:p>
-        </w:tc>
-        <w:tc>
-          <w:tcPr>
-            <w:tcW w:w="951" w:type="dxa"/>
-          </w:tcPr>
-          <w:p>
-            <w:r>
-              <w:t>Mushtaq Ahmad Khan</w:t>
-            </w:r>
-          </w:p>
-        </w:tc>
-        <w:tc>
-          <w:tcPr>
-            <w:tcW w:w="882" w:type="dxa"/>
-          </w:tcPr>
-          <w:p>
-            <w:r>
-              <w:t>70.1</w:t>
-            </w:r>
-          </w:p>
-        </w:tc>
-        <w:tc>
-          <w:tcPr>
-            <w:tcW w:w="884" w:type="dxa"/>
-          </w:tcPr>
-          <w:p>
-            <w:r>
-              <w:t>1</w:t>
-            </w:r>
-          </w:p>
-        </w:tc>
-        <w:tc>
-          <w:tcPr>
-            <w:tcW w:w="1149" w:type="dxa"/>
+            <w:tcW w:w="1268" w:type="dxa"/>
           </w:tcPr>
           <w:p>
             <w:r>
@@ -899,7 +818,7 @@
         </w:tc>
         <w:tc>
           <w:tcPr>
-            <w:tcW w:w="822" w:type="dxa"/>
+            <w:tcW w:w="899" w:type="dxa"/>
           </w:tcPr>
           <w:p>
             <w:r>
@@ -909,7 +828,7 @@
         </w:tc>
         <w:tc>
           <w:tcPr>
-            <w:tcW w:w="644" w:type="dxa"/>
+            <w:tcW w:w="699" w:type="dxa"/>
           </w:tcPr>
           <w:p>
             <w:r>
@@ -921,7 +840,7 @@
       <w:tr>
         <w:tc>
           <w:tcPr>
-            <w:tcW w:w="346" w:type="dxa"/>
+            <w:tcW w:w="975" w:type="dxa"/>
           </w:tcPr>
           <w:p>
             <w:r>
@@ -931,17 +850,7 @@
         </w:tc>
         <w:tc>
           <w:tcPr>
-            <w:tcW w:w="386" w:type="dxa"/>
-          </w:tcPr>
-          <w:p>
-            <w:r>
-              <w:t>2</w:t>
-            </w:r>
-          </w:p>
-        </w:tc>
-        <w:tc>
-          <w:tcPr>
-            <w:tcW w:w="807" w:type="dxa"/>
+            <w:tcW w:w="882" w:type="dxa"/>
           </w:tcPr>
           <w:p>
             <w:r>
@@ -951,7 +860,7 @@
         </w:tc>
         <w:tc>
           <w:tcPr>
-            <w:tcW w:w="951" w:type="dxa"/>
+            <w:tcW w:w="1045" w:type="dxa"/>
           </w:tcPr>
           <w:p>
             <w:r>
@@ -961,7 +870,7 @@
         </w:tc>
         <w:tc>
           <w:tcPr>
-            <w:tcW w:w="662" w:type="dxa"/>
+            <w:tcW w:w="719" w:type="dxa"/>
           </w:tcPr>
           <w:p>
             <w:r>
@@ -971,7 +880,7 @@
         </w:tc>
         <w:tc>
           <w:tcPr>
-            <w:tcW w:w="951" w:type="dxa"/>
+            <w:tcW w:w="1045" w:type="dxa"/>
           </w:tcPr>
           <w:p>
             <w:r>
@@ -981,7 +890,7 @@
         </w:tc>
         <w:tc>
           <w:tcPr>
-            <w:tcW w:w="882" w:type="dxa"/>
+            <w:tcW w:w="967" w:type="dxa"/>
           </w:tcPr>
           <w:p>
             <w:r>
@@ -991,7 +900,7 @@
         </w:tc>
         <w:tc>
           <w:tcPr>
-            <w:tcW w:w="884" w:type="dxa"/>
+            <w:tcW w:w="969" w:type="dxa"/>
           </w:tcPr>
           <w:p>
             <w:r>
@@ -1001,7 +910,7 @@
         </w:tc>
         <w:tc>
           <w:tcPr>
-            <w:tcW w:w="1149" w:type="dxa"/>
+            <w:tcW w:w="1268" w:type="dxa"/>
           </w:tcPr>
           <w:p>
             <w:r>
@@ -1011,7 +920,7 @@
         </w:tc>
         <w:tc>
           <w:tcPr>
-            <w:tcW w:w="822" w:type="dxa"/>
+            <w:tcW w:w="899" w:type="dxa"/>
           </w:tcPr>
           <w:p>
             <w:r>
@@ -1021,7 +930,7 @@
         </w:tc>
         <w:tc>
           <w:tcPr>
-            <w:tcW w:w="644" w:type="dxa"/>
+            <w:tcW w:w="699" w:type="dxa"/>
           </w:tcPr>
           <w:p>
             <w:r>
@@ -1033,7 +942,7 @@
       <w:tr>
         <w:tc>
           <w:tcPr>
-            <w:tcW w:w="346" w:type="dxa"/>
+            <w:tcW w:w="975" w:type="dxa"/>
           </w:tcPr>
           <w:p>
             <w:r>
@@ -1043,17 +952,7 @@
         </w:tc>
         <w:tc>
           <w:tcPr>
-            <w:tcW w:w="386" w:type="dxa"/>
-          </w:tcPr>
-          <w:p>
-            <w:r>
-              <w:t>1</w:t>
-            </w:r>
-          </w:p>
-        </w:tc>
-        <w:tc>
-          <w:tcPr>
-            <w:tcW w:w="807" w:type="dxa"/>
+            <w:tcW w:w="882" w:type="dxa"/>
           </w:tcPr>
           <w:p>
             <w:r>
@@ -1063,7 +962,7 @@
         </w:tc>
         <w:tc>
           <w:tcPr>
-            <w:tcW w:w="951" w:type="dxa"/>
+            <w:tcW w:w="1045" w:type="dxa"/>
           </w:tcPr>
           <w:p>
             <w:r>
@@ -1073,7 +972,7 @@
         </w:tc>
         <w:tc>
           <w:tcPr>
-            <w:tcW w:w="662" w:type="dxa"/>
+            <w:tcW w:w="719" w:type="dxa"/>
           </w:tcPr>
           <w:p>
             <w:r>
@@ -1083,7 +982,7 @@
         </w:tc>
         <w:tc>
           <w:tcPr>
-            <w:tcW w:w="951" w:type="dxa"/>
+            <w:tcW w:w="1045" w:type="dxa"/>
           </w:tcPr>
           <w:p>
             <w:r>
@@ -1093,7 +992,7 @@
         </w:tc>
         <w:tc>
           <w:tcPr>
-            <w:tcW w:w="882" w:type="dxa"/>
+            <w:tcW w:w="967" w:type="dxa"/>
           </w:tcPr>
           <w:p>
             <w:r>
@@ -1103,7 +1002,7 @@
         </w:tc>
         <w:tc>
           <w:tcPr>
-            <w:tcW w:w="884" w:type="dxa"/>
+            <w:tcW w:w="969" w:type="dxa"/>
           </w:tcPr>
           <w:p>
             <w:r>
@@ -1113,7 +1012,7 @@
         </w:tc>
         <w:tc>
           <w:tcPr>
-            <w:tcW w:w="1149" w:type="dxa"/>
+            <w:tcW w:w="1268" w:type="dxa"/>
           </w:tcPr>
           <w:p>
             <w:r>
@@ -1123,7 +1022,7 @@
         </w:tc>
         <w:tc>
           <w:tcPr>
-            <w:tcW w:w="822" w:type="dxa"/>
+            <w:tcW w:w="899" w:type="dxa"/>
           </w:tcPr>
           <w:p>
             <w:r>
@@ -1133,7 +1032,7 @@
         </w:tc>
         <w:tc>
           <w:tcPr>
-            <w:tcW w:w="644" w:type="dxa"/>
+            <w:tcW w:w="699" w:type="dxa"/>
           </w:tcPr>
           <w:p>
             <w:r>
@@ -1327,31 +1226,31 @@
       </w:rPr>
     </w:lvl>
   </w:abstractNum>
-  <w:num w:numId="1" w16cid:durableId="1232153745">
+  <w:num w:numId="1" w16cid:durableId="796222552">
     <w:abstractNumId w:val="8"/>
   </w:num>
-  <w:num w:numId="2" w16cid:durableId="1939215399">
+  <w:num w:numId="2" w16cid:durableId="1093669321">
     <w:abstractNumId w:val="6"/>
   </w:num>
-  <w:num w:numId="3" w16cid:durableId="58217198">
+  <w:num w:numId="3" w16cid:durableId="1490058277">
     <w:abstractNumId w:val="5"/>
   </w:num>
-  <w:num w:numId="4" w16cid:durableId="1653287534">
+  <w:num w:numId="4" w16cid:durableId="1604806456">
     <w:abstractNumId w:val="4"/>
   </w:num>
-  <w:num w:numId="5" w16cid:durableId="941573476">
+  <w:num w:numId="5" w16cid:durableId="1522276059">
     <w:abstractNumId w:val="7"/>
   </w:num>
-  <w:num w:numId="6" w16cid:durableId="1812091449">
+  <w:num w:numId="6" w16cid:durableId="6102231">
     <w:abstractNumId w:val="3"/>
   </w:num>
-  <w:num w:numId="7" w16cid:durableId="1634287484">
+  <w:num w:numId="7" w16cid:durableId="926887240">
     <w:abstractNumId w:val="2"/>
   </w:num>
-  <w:num w:numId="8" w16cid:durableId="988555260">
+  <w:num w:numId="8" w16cid:durableId="1816683537">
     <w:abstractNumId w:val="1"/>
   </w:num>
-  <w:num w:numId="9" w16cid:durableId="25836109">
+  <w:num w:numId="9" w16cid:durableId="1927036383">
     <w:abstractNumId w:val="0"/>
   </w:num>
 </w:numbering>
